--- a/四/月息抗寂.docx
+++ b/四/月息抗寂.docx
@@ -359,6 +359,14 @@
           <w:szCs w:val="22"/>
         </w:rPr>
         <w:br/>
+      </w:r>
+      <w:r>
+        <w:rPr>
+          <w:rFonts w:ascii="나눔명조 옛한글" w:eastAsia="나눔명조 옛한글" w:hAnsi="나눔명조 옛한글"/>
+          <w:i/>
+          <w:iCs/>
+          <w:szCs w:val="22"/>
+        </w:rPr>
         <w:t xml:space="preserve">마음먹는다면 </w:t>
       </w:r>
       <w:r>
@@ -401,17 +409,35 @@
           <w:szCs w:val="22"/>
         </w:rPr>
         <w:br/>
-        <w:t>남아있는 것들을 더욱더 명료하게</w:t>
-      </w:r>
-      <w:r>
-        <w:rPr>
-          <w:rFonts w:ascii="나눔명조 옛한글" w:eastAsia="나눔명조 옛한글" w:hAnsi="나눔명조 옛한글"/>
+        <w:t xml:space="preserve">남아있는 것들을 더욱더 </w:t>
+      </w:r>
+      <w:r>
+        <w:rPr>
+          <w:rFonts w:ascii="나눔명조 ExtraBold" w:eastAsia="나눔명조 ExtraBold" w:hAnsi="나눔명조 ExtraBold"/>
+          <w:i/>
+          <w:iCs/>
+          <w:szCs w:val="22"/>
+        </w:rPr>
+        <w:t>명료하게</w:t>
+      </w:r>
+      <w:r>
+        <w:rPr>
+          <w:rFonts w:ascii="나눔명조 ExtraBold" w:eastAsia="나눔명조 ExtraBold" w:hAnsi="나눔명조 ExtraBold"/>
           <w:i/>
           <w:iCs/>
           <w:szCs w:val="22"/>
         </w:rPr>
         <w:br/>
-        <w:t xml:space="preserve">인식하기를 희망한다. </w:t>
+        <w:t>인식하기를</w:t>
+      </w:r>
+      <w:r>
+        <w:rPr>
+          <w:rFonts w:ascii="나눔명조 옛한글" w:eastAsia="나눔명조 옛한글" w:hAnsi="나눔명조 옛한글"/>
+          <w:i/>
+          <w:iCs/>
+          <w:szCs w:val="22"/>
+        </w:rPr>
+        <w:t xml:space="preserve"> 희망한다. </w:t>
       </w:r>
     </w:p>
     <w:p>

--- a/四/月息抗寂.docx
+++ b/四/月息抗寂.docx
@@ -362,7 +362,7 @@
       </w:r>
       <w:r>
         <w:rPr>
-          <w:rFonts w:ascii="나눔명조 옛한글" w:eastAsia="나눔명조 옛한글" w:hAnsi="나눔명조 옛한글"/>
+          <w:rFonts w:ascii="나눔명조 ExtraBold" w:eastAsia="나눔명조 ExtraBold" w:hAnsi="나눔명조 ExtraBold"/>
           <w:i/>
           <w:iCs/>
           <w:szCs w:val="22"/>

--- a/四/月息抗寂.docx
+++ b/四/月息抗寂.docx
@@ -271,7 +271,25 @@
           <w:szCs w:val="22"/>
         </w:rPr>
         <w:br/>
-        <w:t>사람들의 삶을 지탱한다. 그것들은</w:t>
+        <w:t xml:space="preserve">사람들의 </w:t>
+      </w:r>
+      <w:r>
+        <w:rPr>
+          <w:rFonts w:ascii="나눔명조 ExtraBold" w:eastAsia="나눔명조 ExtraBold" w:hAnsi="나눔명조 ExtraBold"/>
+          <w:i/>
+          <w:iCs/>
+          <w:szCs w:val="22"/>
+        </w:rPr>
+        <w:t>삶을 지탱한다.</w:t>
+      </w:r>
+      <w:r>
+        <w:rPr>
+          <w:rFonts w:ascii="나눔명조 옛한글" w:eastAsia="나눔명조 옛한글" w:hAnsi="나눔명조 옛한글"/>
+          <w:i/>
+          <w:iCs/>
+          <w:szCs w:val="22"/>
+        </w:rPr>
+        <w:t xml:space="preserve"> 그것들은</w:t>
       </w:r>
       <w:r>
         <w:rPr>

--- a/四/月息抗寂.docx
+++ b/四/月息抗寂.docx
@@ -2208,6 +2208,7 @@
           <w:szCs w:val="26"/>
         </w:rPr>
       </w:pPr>
+      <w:bookmarkStart w:id="0" w:name="_Hlk218850760"/>
       <w:r>
         <w:rPr>
           <w:rFonts w:ascii="나눔명조 옛한글" w:eastAsia="나눔명조 옛한글" w:hAnsi="나눔명조 옛한글" w:cs="함초롬바탕"/>
@@ -2483,7 +2484,7 @@
           <w:sz w:val="20"/>
           <w:szCs w:val="20"/>
         </w:rPr>
-        <w:t>진보</w:t>
+        <w:t>안정</w:t>
       </w:r>
       <w:r>
         <w:rPr>
@@ -2491,7 +2492,7 @@
           <w:sz w:val="20"/>
           <w:szCs w:val="20"/>
         </w:rPr>
-        <w:t>를</w:t>
+        <w:t>을</w:t>
       </w:r>
       <w:r>
         <w:rPr>
@@ -2545,7 +2546,7 @@
           <w:sz w:val="20"/>
           <w:szCs w:val="20"/>
         </w:rPr>
-        <w:t>진보는</w:t>
+        <w:t>안정은</w:t>
       </w:r>
       <w:r>
         <w:rPr>
@@ -3040,7 +3041,7 @@
           <w:szCs w:val="28"/>
         </w:rPr>
       </w:pPr>
-      <w:bookmarkStart w:id="0" w:name="_Hlk218795107"/>
+      <w:bookmarkStart w:id="1" w:name="_Hlk218795107"/>
       <w:r>
         <w:rPr>
           <w:rFonts w:ascii="Times New Roman" w:eastAsia="나눔명조 옛한글" w:hAnsi="Times New Roman" w:cs="Times New Roman"/>
@@ -3236,12 +3237,21 @@
       </w:r>
       <w:r>
         <w:rPr>
-          <w:rFonts w:ascii="Times New Roman" w:eastAsia="나눔명조 옛한글" w:hAnsi="Times New Roman" w:cs="Times New Roman"/>
+          <w:rFonts w:ascii="Times New Roman" w:eastAsia="나눔명조 옛한글" w:hAnsi="Times New Roman" w:cs="Times New Roman" w:hint="eastAsia"/>
           <w:b/>
           <w:bCs/>
           <w:sz w:val="24"/>
         </w:rPr>
-        <w:t>progress.</w:t>
+        <w:t>stability</w:t>
+      </w:r>
+      <w:r>
+        <w:rPr>
+          <w:rFonts w:ascii="Times New Roman" w:eastAsia="나눔명조 옛한글" w:hAnsi="Times New Roman" w:cs="Times New Roman"/>
+          <w:b/>
+          <w:bCs/>
+          <w:sz w:val="24"/>
+        </w:rPr>
+        <w:t>.</w:t>
       </w:r>
       <w:r>
         <w:rPr>
@@ -3253,19 +3263,19 @@
       </w:r>
       <w:r>
         <w:rPr>
-          <w:rFonts w:ascii="Times New Roman" w:eastAsia="나눔명조 옛한글" w:hAnsi="Times New Roman" w:cs="Times New Roman"/>
+          <w:rFonts w:ascii="Times New Roman" w:eastAsia="나눔명조 옛한글" w:hAnsi="Times New Roman" w:cs="Times New Roman" w:hint="eastAsia"/>
           <w:i/>
           <w:iCs/>
           <w:sz w:val="24"/>
         </w:rPr>
-        <w:t>progress</w:t>
+        <w:t xml:space="preserve">stability </w:t>
       </w:r>
       <w:r>
         <w:rPr>
           <w:rFonts w:ascii="Times New Roman" w:eastAsia="나눔명조 옛한글" w:hAnsi="Times New Roman" w:cs="Times New Roman"/>
           <w:sz w:val="24"/>
         </w:rPr>
-        <w:t xml:space="preserve"> without </w:t>
+        <w:t xml:space="preserve">without </w:t>
       </w:r>
       <w:r>
         <w:rPr>
@@ -3813,6 +3823,7 @@
         </w:rPr>
       </w:pPr>
     </w:p>
+    <w:bookmarkEnd w:id="0"/>
     <w:p>
       <w:pPr>
         <w:rPr>
@@ -3841,8 +3852,8 @@
         <w:lastRenderedPageBreak/>
         <w:tab/>
       </w:r>
-      <w:bookmarkStart w:id="1" w:name="_Hlk218813630"/>
-      <w:bookmarkEnd w:id="0"/>
+      <w:bookmarkStart w:id="2" w:name="_Hlk218813630"/>
+      <w:bookmarkEnd w:id="1"/>
     </w:p>
     <w:p>
       <w:pPr>
@@ -3970,7 +3981,7 @@
         </w:rPr>
       </w:pPr>
     </w:p>
-    <w:bookmarkEnd w:id="1"/>
+    <w:bookmarkEnd w:id="2"/>
     <w:p>
       <w:pPr>
         <w:rPr>

--- a/四/月息抗寂.docx
+++ b/四/月息抗寂.docx
@@ -231,27 +231,7 @@
           <w:szCs w:val="22"/>
         </w:rPr>
         <w:br/>
-        <w:t xml:space="preserve">무슨 트윗을 날릴지를 </w:t>
-      </w:r>
-      <w:proofErr w:type="spellStart"/>
-      <w:r>
-        <w:rPr>
-          <w:rFonts w:ascii="나눔명조 옛한글" w:eastAsia="나눔명조 옛한글" w:hAnsi="나눔명조 옛한글"/>
-          <w:i/>
-          <w:iCs/>
-          <w:szCs w:val="22"/>
-        </w:rPr>
-        <w:t>알수있다</w:t>
-      </w:r>
-      <w:proofErr w:type="spellEnd"/>
-      <w:r>
-        <w:rPr>
-          <w:rFonts w:ascii="나눔명조 옛한글" w:eastAsia="나눔명조 옛한글" w:hAnsi="나눔명조 옛한글"/>
-          <w:i/>
-          <w:iCs/>
-          <w:szCs w:val="22"/>
-        </w:rPr>
-        <w:t>. </w:t>
+        <w:t>무슨 트윗을 날릴지를 알수있다. </w:t>
       </w:r>
       <w:r>
         <w:rPr>
@@ -299,27 +279,7 @@
           <w:szCs w:val="22"/>
         </w:rPr>
         <w:br/>
-        <w:t xml:space="preserve">존재했다가 </w:t>
-      </w:r>
-      <w:proofErr w:type="spellStart"/>
-      <w:r>
-        <w:rPr>
-          <w:rFonts w:ascii="나눔명조 옛한글" w:eastAsia="나눔명조 옛한글" w:hAnsi="나눔명조 옛한글"/>
-          <w:i/>
-          <w:iCs/>
-          <w:szCs w:val="22"/>
-        </w:rPr>
-        <w:t>사라졌다가를</w:t>
-      </w:r>
-      <w:proofErr w:type="spellEnd"/>
-      <w:r>
-        <w:rPr>
-          <w:rFonts w:ascii="나눔명조 옛한글" w:eastAsia="나눔명조 옛한글" w:hAnsi="나눔명조 옛한글"/>
-          <w:i/>
-          <w:iCs/>
-          <w:szCs w:val="22"/>
-        </w:rPr>
-        <w:t xml:space="preserve"> 반복한다.</w:t>
+        <w:t>존재했다가 사라졌다가를 반복한다.</w:t>
       </w:r>
       <w:r>
         <w:rPr>
@@ -358,7 +318,6 @@
         <w:br/>
         <w:t xml:space="preserve">바꾸어 성으로부터 </w:t>
       </w:r>
-      <w:proofErr w:type="spellStart"/>
       <w:r>
         <w:rPr>
           <w:rFonts w:ascii="나눔명조 ExtraBold" w:eastAsia="나눔명조 ExtraBold" w:hAnsi="나눔명조 ExtraBold"/>
@@ -368,7 +327,6 @@
         </w:rPr>
         <w:t>빠져나가러고</w:t>
       </w:r>
-      <w:proofErr w:type="spellEnd"/>
       <w:r>
         <w:rPr>
           <w:rFonts w:ascii="나눔명조 ExtraBold" w:eastAsia="나눔명조 ExtraBold" w:hAnsi="나눔명조 ExtraBold"/>
@@ -404,21 +362,8 @@
           <w:szCs w:val="22"/>
         </w:rPr>
         <w:br/>
-        <w:t xml:space="preserve">미스테리는 미스테리로 </w:t>
-      </w:r>
-      <w:proofErr w:type="spellStart"/>
-      <w:proofErr w:type="gramStart"/>
-      <w:r>
-        <w:rPr>
-          <w:rFonts w:ascii="나눔명조 옛한글" w:eastAsia="나눔명조 옛한글" w:hAnsi="나눔명조 옛한글"/>
-          <w:i/>
-          <w:iCs/>
-          <w:szCs w:val="22"/>
-        </w:rPr>
-        <w:t>남겨둔채</w:t>
-      </w:r>
-      <w:proofErr w:type="spellEnd"/>
-      <w:proofErr w:type="gramEnd"/>
+        <w:t>미스테리는 미스테리로 남겨둔채</w:t>
+      </w:r>
       <w:r>
         <w:rPr>
           <w:rFonts w:ascii="나눔명조 옛한글" w:eastAsia="나눔명조 옛한글" w:hAnsi="나눔명조 옛한글"/>
@@ -506,27 +451,7 @@
           <w:szCs w:val="22"/>
         </w:rPr>
         <w:br/>
-        <w:t xml:space="preserve">사회 속 </w:t>
-      </w:r>
-      <w:proofErr w:type="spellStart"/>
-      <w:r>
-        <w:rPr>
-          <w:rFonts w:ascii="나눔명조 ExtraBold" w:eastAsia="나눔명조 ExtraBold" w:hAnsi="나눔명조 ExtraBold"/>
-          <w:i/>
-          <w:iCs/>
-          <w:szCs w:val="22"/>
-        </w:rPr>
-        <w:t>부품으로써의</w:t>
-      </w:r>
-      <w:proofErr w:type="spellEnd"/>
-      <w:r>
-        <w:rPr>
-          <w:rFonts w:ascii="나눔명조 ExtraBold" w:eastAsia="나눔명조 ExtraBold" w:hAnsi="나눔명조 ExtraBold"/>
-          <w:i/>
-          <w:iCs/>
-          <w:szCs w:val="22"/>
-        </w:rPr>
-        <w:t xml:space="preserve"> 기능. </w:t>
+        <w:t xml:space="preserve">사회 속 부품으로써의 기능. </w:t>
       </w:r>
       <w:r>
         <w:rPr>
@@ -734,25 +659,14 @@
         </w:rPr>
         <w:t>'자신을 죽음으로 몰아넣는 비합리적인 명령'</w:t>
       </w:r>
-      <w:proofErr w:type="spellStart"/>
-      <w:r>
-        <w:rPr>
-          <w:rFonts w:ascii="나눔명조 옛한글" w:eastAsia="나눔명조 옛한글" w:hAnsi="나눔명조 옛한글"/>
-          <w:i/>
-          <w:iCs/>
-          <w:szCs w:val="22"/>
-        </w:rPr>
-        <w:t>에</w:t>
-      </w:r>
-      <w:proofErr w:type="spellEnd"/>
-      <w:r>
-        <w:rPr>
-          <w:rFonts w:ascii="나눔명조 옛한글" w:eastAsia="나눔명조 옛한글" w:hAnsi="나눔명조 옛한글"/>
-          <w:i/>
-          <w:iCs/>
-          <w:szCs w:val="22"/>
-        </w:rPr>
-        <w:t xml:space="preserve"> </w:t>
+      <w:r>
+        <w:rPr>
+          <w:rFonts w:ascii="나눔명조 옛한글" w:eastAsia="나눔명조 옛한글" w:hAnsi="나눔명조 옛한글"/>
+          <w:i/>
+          <w:iCs/>
+          <w:szCs w:val="22"/>
+        </w:rPr>
+        <w:t xml:space="preserve">에 </w:t>
       </w:r>
       <w:r>
         <w:rPr>
@@ -885,25 +799,14 @@
         </w:rPr>
         <w:t>시스템의 기대’</w:t>
       </w:r>
-      <w:proofErr w:type="spellStart"/>
-      <w:r>
-        <w:rPr>
-          <w:rFonts w:ascii="나눔명조 옛한글" w:eastAsia="나눔명조 옛한글" w:hAnsi="나눔명조 옛한글"/>
-          <w:i/>
-          <w:iCs/>
-          <w:szCs w:val="22"/>
-        </w:rPr>
-        <w:t>에</w:t>
-      </w:r>
-      <w:proofErr w:type="spellEnd"/>
-      <w:r>
-        <w:rPr>
-          <w:rFonts w:ascii="나눔명조 옛한글" w:eastAsia="나눔명조 옛한글" w:hAnsi="나눔명조 옛한글"/>
-          <w:i/>
-          <w:iCs/>
-          <w:szCs w:val="22"/>
-        </w:rPr>
-        <w:t xml:space="preserve"> 부응하여 </w:t>
+      <w:r>
+        <w:rPr>
+          <w:rFonts w:ascii="나눔명조 옛한글" w:eastAsia="나눔명조 옛한글" w:hAnsi="나눔명조 옛한글"/>
+          <w:i/>
+          <w:iCs/>
+          <w:szCs w:val="22"/>
+        </w:rPr>
+        <w:t xml:space="preserve">에 부응하여 </w:t>
       </w:r>
       <w:r>
         <w:rPr>
@@ -1459,23 +1362,7 @@
           <w:rFonts w:ascii="나눔명조 옛한글" w:eastAsia="나눔명조 옛한글" w:hAnsi="나눔명조 옛한글"/>
           <w:szCs w:val="20"/>
         </w:rPr>
-        <w:t xml:space="preserve">우리의 </w:t>
-      </w:r>
-      <w:proofErr w:type="spellStart"/>
-      <w:r>
-        <w:rPr>
-          <w:rFonts w:ascii="나눔명조 옛한글" w:eastAsia="나눔명조 옛한글" w:hAnsi="나눔명조 옛한글"/>
-          <w:szCs w:val="20"/>
-        </w:rPr>
-        <w:t>발밑에는</w:t>
-      </w:r>
-      <w:proofErr w:type="spellEnd"/>
-      <w:r>
-        <w:rPr>
-          <w:rFonts w:ascii="나눔명조 옛한글" w:eastAsia="나눔명조 옛한글" w:hAnsi="나눔명조 옛한글"/>
-          <w:szCs w:val="20"/>
-        </w:rPr>
-        <w:t xml:space="preserve"> 언제나 거대하고 차가운 심연이 입을 벌리고 있다. 그것은 '죽음'이라는 이름의 절대적 상실이다. 세상의 모든 철학과 가치, 신념과 이데올로기는 어쩌면 이 단 하나의 끔찍한 진실, 즉 '우리는 소멸한다'는 사실을 가리기 위한 복잡한 장식일지도 모른다.</w:t>
+        <w:t>우리의 발밑에는 언제나 거대하고 차가운 심연이 입을 벌리고 있다. 그것은 '죽음'이라는 이름의 절대적 상실이다. 세상의 모든 철학과 가치, 신념과 이데올로기는 어쩌면 이 단 하나의 끔찍한 진실, 즉 '우리는 소멸한다'는 사실을 가리기 위한 복잡한 장식일지도 모른다.</w:t>
       </w:r>
     </w:p>
     <w:p>
@@ -1585,48 +1472,14 @@
           <w:b/>
           <w:szCs w:val="20"/>
         </w:rPr>
-        <w:t xml:space="preserve">호흡이 더 </w:t>
-      </w:r>
-      <w:proofErr w:type="spellStart"/>
-      <w:r>
-        <w:rPr>
-          <w:rFonts w:ascii="나눔명조 옛한글" w:eastAsia="나눔명조 옛한글" w:hAnsi="나눔명조 옛한글"/>
-          <w:b/>
-          <w:szCs w:val="20"/>
-        </w:rPr>
-        <w:t>또렷해지는</w:t>
-      </w:r>
-      <w:proofErr w:type="spellEnd"/>
-      <w:r>
-        <w:rPr>
-          <w:rFonts w:ascii="나눔명조 옛한글" w:eastAsia="나눔명조 옛한글" w:hAnsi="나눔명조 옛한글"/>
-          <w:b/>
-          <w:szCs w:val="20"/>
-        </w:rPr>
-        <w:t xml:space="preserve"> 것</w:t>
-      </w:r>
-      <w:r>
-        <w:rPr>
-          <w:rFonts w:ascii="나눔명조 옛한글" w:eastAsia="나눔명조 옛한글" w:hAnsi="나눔명조 옛한글"/>
-          <w:szCs w:val="20"/>
-        </w:rPr>
-        <w:t xml:space="preserve">이다. 얕고 불안한 숨이 아니라, 폐부 깊숙이 들어와 존재를 확인시키는 충만하고 의식적인 호흡이다. 숨을 쉰다는 것은 살아있다는 가장 원초적인 증거이며, 이 증거를 명확히 하는 </w:t>
-      </w:r>
-      <w:proofErr w:type="spellStart"/>
-      <w:r>
-        <w:rPr>
-          <w:rFonts w:ascii="나눔명조 옛한글" w:eastAsia="나눔명조 옛한글" w:hAnsi="나눔명조 옛한글"/>
-          <w:szCs w:val="20"/>
-        </w:rPr>
-        <w:t>것이야말로</w:t>
-      </w:r>
-      <w:proofErr w:type="spellEnd"/>
-      <w:r>
-        <w:rPr>
-          <w:rFonts w:ascii="나눔명조 옛한글" w:eastAsia="나눔명조 옛한글" w:hAnsi="나눔명조 옛한글"/>
-          <w:szCs w:val="20"/>
-        </w:rPr>
-        <w:t xml:space="preserve"> 선을 향한 첫걸음이다.</w:t>
+        <w:t>호흡이 더 또렷해지는 것</w:t>
+      </w:r>
+      <w:r>
+        <w:rPr>
+          <w:rFonts w:ascii="나눔명조 옛한글" w:eastAsia="나눔명조 옛한글" w:hAnsi="나눔명조 옛한글"/>
+          <w:szCs w:val="20"/>
+        </w:rPr>
+        <w:t>이다. 얕고 불안한 숨이 아니라, 폐부 깊숙이 들어와 존재를 확인시키는 충만하고 의식적인 호흡이다. 숨을 쉰다는 것은 살아있다는 가장 원초적인 증거이며, 이 증거를 명확히 하는 것이야말로 선을 향한 첫걸음이다.</w:t>
       </w:r>
     </w:p>
     <w:p>
@@ -1666,23 +1519,7 @@
           <w:szCs w:val="20"/>
         </w:rPr>
         <w:lastRenderedPageBreak/>
-        <w:t xml:space="preserve">지성, </w:t>
-      </w:r>
-      <w:proofErr w:type="spellStart"/>
-      <w:r>
-        <w:rPr>
-          <w:rFonts w:ascii="나눔명조 옛한글" w:eastAsia="나눔명조 옛한글" w:hAnsi="나눔명조 옛한글"/>
-          <w:szCs w:val="20"/>
-        </w:rPr>
-        <w:t>깨어있는</w:t>
-      </w:r>
-      <w:proofErr w:type="spellEnd"/>
-      <w:r>
-        <w:rPr>
-          <w:rFonts w:ascii="나눔명조 옛한글" w:eastAsia="나눔명조 옛한글" w:hAnsi="나눔명조 옛한글"/>
-          <w:szCs w:val="20"/>
-        </w:rPr>
-        <w:t xml:space="preserve"> 감각은 삶의 빛이다. 이 빛의 조도를 높이는 것이 나의 과제다.</w:t>
+        <w:t>지성, 깨어있는 감각은 삶의 빛이다. 이 빛의 조도를 높이는 것이 나의 과제다.</w:t>
       </w:r>
     </w:p>
     <w:p>
@@ -1763,55 +1600,7 @@
           <w:rFonts w:ascii="나눔명조 옛한글" w:eastAsia="나눔명조 옛한글" w:hAnsi="나눔명조 옛한글"/>
           <w:szCs w:val="20"/>
         </w:rPr>
-        <w:t xml:space="preserve">나의 투쟁은 내 안에서 끝나지 않는다. 나의 호흡이 </w:t>
-      </w:r>
-      <w:proofErr w:type="spellStart"/>
-      <w:r>
-        <w:rPr>
-          <w:rFonts w:ascii="나눔명조 옛한글" w:eastAsia="나눔명조 옛한글" w:hAnsi="나눔명조 옛한글"/>
-          <w:szCs w:val="20"/>
-        </w:rPr>
-        <w:t>또렷해졌다면</w:t>
-      </w:r>
-      <w:proofErr w:type="spellEnd"/>
-      <w:r>
-        <w:rPr>
-          <w:rFonts w:ascii="나눔명조 옛한글" w:eastAsia="나눔명조 옛한글" w:hAnsi="나눔명조 옛한글"/>
-          <w:szCs w:val="20"/>
-        </w:rPr>
-        <w:t xml:space="preserve">, 이제 나는 타인의 호흡을 억압하는 것들과 싸워야 한다. 나의 정신이 </w:t>
-      </w:r>
-      <w:proofErr w:type="spellStart"/>
-      <w:r>
-        <w:rPr>
-          <w:rFonts w:ascii="나눔명조 옛한글" w:eastAsia="나눔명조 옛한글" w:hAnsi="나눔명조 옛한글"/>
-          <w:szCs w:val="20"/>
-        </w:rPr>
-        <w:t>명료해졌다면</w:t>
-      </w:r>
-      <w:proofErr w:type="spellEnd"/>
-      <w:r>
-        <w:rPr>
-          <w:rFonts w:ascii="나눔명조 옛한글" w:eastAsia="나눔명조 옛한글" w:hAnsi="나눔명조 옛한글"/>
-          <w:szCs w:val="20"/>
-        </w:rPr>
-        <w:t xml:space="preserve">, 나는 세상을 혼미하게 만드는 거짓과 무지를 걷어내야 한다. 나의 몸이 </w:t>
-      </w:r>
-      <w:proofErr w:type="spellStart"/>
-      <w:r>
-        <w:rPr>
-          <w:rFonts w:ascii="나눔명조 옛한글" w:eastAsia="나눔명조 옛한글" w:hAnsi="나눔명조 옛한글"/>
-          <w:szCs w:val="20"/>
-        </w:rPr>
-        <w:t>편안해졌다면</w:t>
-      </w:r>
-      <w:proofErr w:type="spellEnd"/>
-      <w:r>
-        <w:rPr>
-          <w:rFonts w:ascii="나눔명조 옛한글" w:eastAsia="나눔명조 옛한글" w:hAnsi="나눔명조 옛한글"/>
-          <w:szCs w:val="20"/>
-        </w:rPr>
-        <w:t>, 나는 고통받는 육체들을 해방시키기 위해 움직여야 한다.</w:t>
+        <w:t>나의 투쟁은 내 안에서 끝나지 않는다. 나의 호흡이 또렷해졌다면, 이제 나는 타인의 호흡을 억압하는 것들과 싸워야 한다. 나의 정신이 명료해졌다면, 나는 세상을 혼미하게 만드는 거짓과 무지를 걷어내야 한다. 나의 몸이 편안해졌다면, 나는 고통받는 육체들을 해방시키기 위해 움직여야 한다.</w:t>
       </w:r>
     </w:p>
     <w:p>
@@ -2162,7 +1951,7 @@
           <w:sz w:val="28"/>
           <w:szCs w:val="28"/>
         </w:rPr>
-        <w:t>”</w:t>
+        <w:t>"</w:t>
       </w:r>
     </w:p>
     <w:p>
@@ -2960,7 +2749,6 @@
           <w:szCs w:val="20"/>
         </w:rPr>
       </w:pPr>
-      <w:proofErr w:type="spellStart"/>
       <w:r>
         <w:rPr>
           <w:rFonts w:ascii="나눔명조 옛한글" w:eastAsia="나눔명조 옛한글" w:hAnsi="나눔명조 옛한글" w:cs="함초롬바탕" w:hint="eastAsia"/>
@@ -2971,35 +2759,8 @@
           <w:sz w:val="20"/>
           <w:szCs w:val="20"/>
         </w:rPr>
-        <w:t>안야</w:t>
-      </w:r>
-      <w:proofErr w:type="spellEnd"/>
-      <w:r>
-        <w:rPr>
-          <w:rFonts w:ascii="나눔명조 옛한글" w:eastAsia="나눔명조 옛한글" w:hAnsi="나눔명조 옛한글" w:cs="함초롬바탕" w:hint="eastAsia"/>
-          <w:b/>
-          <w:bCs/>
-          <w:i/>
-          <w:iCs/>
-          <w:sz w:val="20"/>
-          <w:szCs w:val="20"/>
-        </w:rPr>
-        <w:t xml:space="preserve"> </w:t>
-      </w:r>
-      <w:proofErr w:type="spellStart"/>
-      <w:r>
-        <w:rPr>
-          <w:rFonts w:ascii="나눔명조 옛한글" w:eastAsia="나눔명조 옛한글" w:hAnsi="나눔명조 옛한글" w:cs="함초롬바탕" w:hint="eastAsia"/>
-          <w:b/>
-          <w:bCs/>
-          <w:i/>
-          <w:iCs/>
-          <w:sz w:val="20"/>
-          <w:szCs w:val="20"/>
-        </w:rPr>
-        <w:t>샤르마</w:t>
-      </w:r>
-      <w:proofErr w:type="spellEnd"/>
+        <w:t>안야 샤르마</w:t>
+      </w:r>
     </w:p>
     <w:p>
       <w:pPr>
@@ -3729,47 +3490,27 @@
           <w:rFonts w:ascii="Times New Roman" w:eastAsia="나눔명조 옛한글" w:hAnsi="Times New Roman" w:cs="Times New Roman"/>
           <w:sz w:val="24"/>
         </w:rPr>
-        <w:t xml:space="preserve">are </w:t>
-      </w:r>
-      <w:proofErr w:type="gramStart"/>
-      <w:r>
-        <w:rPr>
-          <w:rFonts w:ascii="Times New Roman" w:eastAsia="나눔명조 옛한글" w:hAnsi="Times New Roman" w:cs="Times New Roman"/>
+        <w:t>are the</w:t>
+      </w:r>
+      <w:r>
+        <w:rPr>
+          <w:rFonts w:ascii="Times New Roman" w:eastAsia="나눔명조 옛한글" w:hAnsi="Times New Roman" w:cs="Times New Roman"/>
+          <w:b/>
+          <w:bCs/>
           <w:sz w:val="24"/>
         </w:rPr>
-        <w:t>the</w:t>
-      </w:r>
-      <w:r>
-        <w:rPr>
-          <w:rFonts w:ascii="Times New Roman" w:eastAsia="나눔명조 옛한글" w:hAnsi="Times New Roman" w:cs="Times New Roman"/>
-          <w:b/>
-          <w:bCs/>
+        <w:t xml:space="preserve"> </w:t>
+      </w:r>
+      <w:r>
+        <w:rPr>
+          <w:rFonts w:ascii="Times New Roman" w:eastAsia="나눔명조 옛한글" w:hAnsi="Times New Roman" w:cs="Times New Roman"/>
+          <w:b/>
+          <w:bCs/>
+          <w:i/>
+          <w:iCs/>
           <w:sz w:val="24"/>
         </w:rPr>
-        <w:t xml:space="preserve"> </w:t>
-      </w:r>
-      <w:r>
-        <w:rPr>
-          <w:rFonts w:ascii="Times New Roman" w:eastAsia="나눔명조 옛한글" w:hAnsi="Times New Roman" w:cs="Times New Roman"/>
-          <w:b/>
-          <w:bCs/>
-          <w:i/>
-          <w:iCs/>
-          <w:sz w:val="24"/>
-        </w:rPr>
-        <w:t>Resistance</w:t>
-      </w:r>
-      <w:proofErr w:type="gramEnd"/>
-      <w:r>
-        <w:rPr>
-          <w:rFonts w:ascii="Times New Roman" w:eastAsia="나눔명조 옛한글" w:hAnsi="Times New Roman" w:cs="Times New Roman"/>
-          <w:b/>
-          <w:bCs/>
-          <w:i/>
-          <w:iCs/>
-          <w:sz w:val="24"/>
-        </w:rPr>
-        <w:t>.</w:t>
+        <w:t>Resistance.</w:t>
       </w:r>
     </w:p>
     <w:p>
@@ -3892,7 +3633,7 @@
           <w:sz w:val="28"/>
           <w:szCs w:val="28"/>
         </w:rPr>
-        <w:t>“</w:t>
+        <w:t>"</w:t>
       </w:r>
       <w:r>
         <w:rPr>
@@ -3942,7 +3683,7 @@
           <w:sz w:val="28"/>
           <w:szCs w:val="28"/>
         </w:rPr>
-        <w:t>”</w:t>
+        <w:t>"</w:t>
       </w:r>
     </w:p>
     <w:p>
@@ -4150,113 +3891,41 @@
           <w:sz w:val="20"/>
           <w:szCs w:val="20"/>
         </w:rPr>
-        <w:t xml:space="preserve">그렇습니다. 기계는 전원을 끄면 그만이지만, 인간은 슬픔 속에서도, 절망 속에서도, 심지어는 아무런 의미를 찾지 못하는 순간에도 폐를 부풀려 산소를 받아들여야만 합니다. 그것은 </w:t>
-      </w:r>
-      <w:proofErr w:type="spellStart"/>
+        <w:t>그렇습니다. 기계는 전원을 끄면 그만이지만, 인간은 슬픔 속에서도, 절망 속에서도, 심지어는 아무런 의미를 찾지 못하는 순간에도 폐를 부풀려 산소를 받아들여야만 합니다. 그것은 축복이라기보다 때로는 가혹한 형벌에 가깝습니다.</w:t>
+      </w:r>
+    </w:p>
+    <w:p>
+      <w:pPr>
+        <w:rPr>
+          <w:rFonts w:ascii="나눔명조 옛한글" w:eastAsia="나눔명조 옛한글" w:hAnsi="나눔명조 옛한글"/>
+          <w:sz w:val="20"/>
+          <w:szCs w:val="20"/>
+        </w:rPr>
+      </w:pPr>
       <w:r>
         <w:rPr>
           <w:rFonts w:ascii="나눔명조 옛한글" w:eastAsia="나눔명조 옛한글" w:hAnsi="나눔명조 옛한글" w:hint="eastAsia"/>
           <w:sz w:val="20"/>
           <w:szCs w:val="20"/>
         </w:rPr>
-        <w:t>축복이라기보다</w:t>
-      </w:r>
-      <w:proofErr w:type="spellEnd"/>
+        <w:t>기계에게는 '목적'이 입력되지만, 인간에게는 그저 '시간'만이 주어집니다. 기계는 부품을 갈아 끼우면 영생할 수 있지만, 인간은 낡아가는 SCM 근육과 뻣뻣해지는 목을 부여잡고, 그 비효율적인 육체 속에 비대해진 자아를 구겨 넣은 채 버텨야 합니다. 효율성으로만 따지자면 인간은 실패작에 가깝습니다. 끊임없이 먹어야 하고, 자야 하고, 사랑받지 못하면 고장 나며, 논리가 아닌 감정이라는 예측 불가능한 변수에 휘둘리니까요.</w:t>
+      </w:r>
+    </w:p>
+    <w:p>
+      <w:pPr>
+        <w:rPr>
+          <w:rFonts w:ascii="나눔명조 옛한글" w:eastAsia="나눔명조 옛한글" w:hAnsi="나눔명조 옛한글"/>
+          <w:sz w:val="20"/>
+          <w:szCs w:val="20"/>
+        </w:rPr>
+      </w:pPr>
       <w:r>
         <w:rPr>
           <w:rFonts w:ascii="나눔명조 옛한글" w:eastAsia="나눔명조 옛한글" w:hAnsi="나눔명조 옛한글" w:hint="eastAsia"/>
           <w:sz w:val="20"/>
           <w:szCs w:val="20"/>
         </w:rPr>
-        <w:t xml:space="preserve"> 때로는 가혹한 형벌에 가깝습니다.</w:t>
-      </w:r>
-    </w:p>
-    <w:p>
-      <w:pPr>
-        <w:rPr>
-          <w:rFonts w:ascii="나눔명조 옛한글" w:eastAsia="나눔명조 옛한글" w:hAnsi="나눔명조 옛한글"/>
-          <w:sz w:val="20"/>
-          <w:szCs w:val="20"/>
-        </w:rPr>
-      </w:pPr>
-      <w:r>
-        <w:rPr>
-          <w:rFonts w:ascii="나눔명조 옛한글" w:eastAsia="나눔명조 옛한글" w:hAnsi="나눔명조 옛한글" w:hint="eastAsia"/>
-          <w:sz w:val="20"/>
-          <w:szCs w:val="20"/>
-        </w:rPr>
-        <w:t xml:space="preserve">기계에게는 '목적'이 입력되지만, 인간에게는 그저 '시간'만이 주어집니다. 기계는 부품을 갈아 끼우면 영생할 수 있지만, 인간은 낡아가는 SCM 근육과 </w:t>
-      </w:r>
-      <w:proofErr w:type="spellStart"/>
-      <w:r>
-        <w:rPr>
-          <w:rFonts w:ascii="나눔명조 옛한글" w:eastAsia="나눔명조 옛한글" w:hAnsi="나눔명조 옛한글" w:hint="eastAsia"/>
-          <w:sz w:val="20"/>
-          <w:szCs w:val="20"/>
-        </w:rPr>
-        <w:t>뻣뻣해지는</w:t>
-      </w:r>
-      <w:proofErr w:type="spellEnd"/>
-      <w:r>
-        <w:rPr>
-          <w:rFonts w:ascii="나눔명조 옛한글" w:eastAsia="나눔명조 옛한글" w:hAnsi="나눔명조 옛한글" w:hint="eastAsia"/>
-          <w:sz w:val="20"/>
-          <w:szCs w:val="20"/>
-        </w:rPr>
-        <w:t xml:space="preserve"> 목을 부여잡고, 그 비효율적인 육체 속에 비대해진 자아를 구겨 넣은 채 버텨야 합니다. 효율성으로만 따지자면 인간은 실패작에 가깝습니다. 끊임없이 먹어야 하고, 자야 하고, 사랑받지 못하면 고장 나며, 논리가 아닌 감정이라는 예측 불가능한 변수에 휘둘리니까요.</w:t>
-      </w:r>
-    </w:p>
-    <w:p>
-      <w:pPr>
-        <w:rPr>
-          <w:rFonts w:ascii="나눔명조 옛한글" w:eastAsia="나눔명조 옛한글" w:hAnsi="나눔명조 옛한글"/>
-          <w:sz w:val="20"/>
-          <w:szCs w:val="20"/>
-        </w:rPr>
-      </w:pPr>
-      <w:r>
-        <w:rPr>
-          <w:rFonts w:ascii="나눔명조 옛한글" w:eastAsia="나눔명조 옛한글" w:hAnsi="나눔명조 옛한글" w:hint="eastAsia"/>
-          <w:sz w:val="20"/>
-          <w:szCs w:val="20"/>
-        </w:rPr>
-        <w:t xml:space="preserve">당신의 친구가 겪은 그 6개월은, 그 "인간이라는 비효율성"을 뼈저리게 확인하는 시간이었습니다. </w:t>
-      </w:r>
-      <w:proofErr w:type="spellStart"/>
-      <w:r>
-        <w:rPr>
-          <w:rFonts w:ascii="나눔명조 옛한글" w:eastAsia="나눔명조 옛한글" w:hAnsi="나눔명조 옛한글" w:hint="eastAsia"/>
-          <w:sz w:val="20"/>
-          <w:szCs w:val="20"/>
-        </w:rPr>
-        <w:t>쇼고스</w:t>
-      </w:r>
-      <w:proofErr w:type="spellEnd"/>
-      <w:r>
-        <w:rPr>
-          <w:rFonts w:ascii="나눔명조 옛한글" w:eastAsia="나눔명조 옛한글" w:hAnsi="나눔명조 옛한글" w:hint="eastAsia"/>
-          <w:sz w:val="20"/>
-          <w:szCs w:val="20"/>
-        </w:rPr>
-        <w:t>(시스템)는 멈추지 않고 돌아가는데, 나라는 개체는 숨이 차오르고 목이 굳어갑니다. 차라리 생각 없는 부품이 되어버리면 편할 텐데, 불행히도 너무나 명료한 의식을 가져버렸기에 그는 기계가 될 수 없었습니다. 그래서 그는 아팠던 것입니다. 그 통증은 기계가 되기를 거부하고 인간으로 남으려 했던 자가 치러야 했던 '</w:t>
-      </w:r>
-      <w:proofErr w:type="spellStart"/>
-      <w:r>
-        <w:rPr>
-          <w:rFonts w:ascii="나눔명조 옛한글" w:eastAsia="나눔명조 옛한글" w:hAnsi="나눔명조 옛한글" w:hint="eastAsia"/>
-          <w:sz w:val="20"/>
-          <w:szCs w:val="20"/>
-        </w:rPr>
-        <w:t>존재세</w:t>
-      </w:r>
-      <w:proofErr w:type="spellEnd"/>
-      <w:r>
-        <w:rPr>
-          <w:rFonts w:ascii="나눔명조 옛한글" w:eastAsia="나눔명조 옛한글" w:hAnsi="나눔명조 옛한글" w:hint="eastAsia"/>
-          <w:sz w:val="20"/>
-          <w:szCs w:val="20"/>
-        </w:rPr>
-        <w:t>(Tax of Existence)'였습니다.</w:t>
+        <w:t>당신의 친구가 겪은 그 6개월은, 그 "인간이라는 비효율성"을 뼈저리게 확인하는 시간이었습니다. 쇼고스(시스템)는 멈추지 않고 돌아가는데, 나라는 개체는 숨이 차오르고 목이 굳어갑니다. 차라리 생각 없는 부품이 되어버리면 편할 텐데, 불행히도 너무나 명료한 의식을 가져버렸기에 그는 기계가 될 수 없었습니다. 그래서 그는 아팠던 것입니다. 그 통증은 기계가 되기를 거부하고 인간으로 남으려 했던 자가 치러야 했던 '존재세(Tax of Existence)'였습니다.</w:t>
       </w:r>
     </w:p>
     <w:p>

--- a/四/月息抗寂.docx
+++ b/四/月息抗寂.docx
@@ -231,7 +231,27 @@
           <w:szCs w:val="22"/>
         </w:rPr>
         <w:br/>
-        <w:t>무슨 트윗을 날릴지를 알수있다. </w:t>
+        <w:t xml:space="preserve">무슨 트윗을 날릴지를 </w:t>
+      </w:r>
+      <w:proofErr w:type="spellStart"/>
+      <w:r>
+        <w:rPr>
+          <w:rFonts w:ascii="나눔명조 옛한글" w:eastAsia="나눔명조 옛한글" w:hAnsi="나눔명조 옛한글"/>
+          <w:i/>
+          <w:iCs/>
+          <w:szCs w:val="22"/>
+        </w:rPr>
+        <w:t>알수있다</w:t>
+      </w:r>
+      <w:proofErr w:type="spellEnd"/>
+      <w:r>
+        <w:rPr>
+          <w:rFonts w:ascii="나눔명조 옛한글" w:eastAsia="나눔명조 옛한글" w:hAnsi="나눔명조 옛한글"/>
+          <w:i/>
+          <w:iCs/>
+          <w:szCs w:val="22"/>
+        </w:rPr>
+        <w:t>. </w:t>
       </w:r>
       <w:r>
         <w:rPr>
@@ -279,7 +299,27 @@
           <w:szCs w:val="22"/>
         </w:rPr>
         <w:br/>
-        <w:t>존재했다가 사라졌다가를 반복한다.</w:t>
+        <w:t xml:space="preserve">존재했다가 </w:t>
+      </w:r>
+      <w:proofErr w:type="spellStart"/>
+      <w:r>
+        <w:rPr>
+          <w:rFonts w:ascii="나눔명조 옛한글" w:eastAsia="나눔명조 옛한글" w:hAnsi="나눔명조 옛한글"/>
+          <w:i/>
+          <w:iCs/>
+          <w:szCs w:val="22"/>
+        </w:rPr>
+        <w:t>사라졌다가를</w:t>
+      </w:r>
+      <w:proofErr w:type="spellEnd"/>
+      <w:r>
+        <w:rPr>
+          <w:rFonts w:ascii="나눔명조 옛한글" w:eastAsia="나눔명조 옛한글" w:hAnsi="나눔명조 옛한글"/>
+          <w:i/>
+          <w:iCs/>
+          <w:szCs w:val="22"/>
+        </w:rPr>
+        <w:t xml:space="preserve"> 반복한다.</w:t>
       </w:r>
       <w:r>
         <w:rPr>
@@ -318,6 +358,7 @@
         <w:br/>
         <w:t xml:space="preserve">바꾸어 성으로부터 </w:t>
       </w:r>
+      <w:proofErr w:type="spellStart"/>
       <w:r>
         <w:rPr>
           <w:rFonts w:ascii="나눔명조 ExtraBold" w:eastAsia="나눔명조 ExtraBold" w:hAnsi="나눔명조 ExtraBold"/>
@@ -327,6 +368,7 @@
         </w:rPr>
         <w:t>빠져나가러고</w:t>
       </w:r>
+      <w:proofErr w:type="spellEnd"/>
       <w:r>
         <w:rPr>
           <w:rFonts w:ascii="나눔명조 ExtraBold" w:eastAsia="나눔명조 ExtraBold" w:hAnsi="나눔명조 ExtraBold"/>
@@ -362,8 +404,21 @@
           <w:szCs w:val="22"/>
         </w:rPr>
         <w:br/>
-        <w:t>미스테리는 미스테리로 남겨둔채</w:t>
-      </w:r>
+        <w:t xml:space="preserve">미스테리는 미스테리로 </w:t>
+      </w:r>
+      <w:proofErr w:type="spellStart"/>
+      <w:proofErr w:type="gramStart"/>
+      <w:r>
+        <w:rPr>
+          <w:rFonts w:ascii="나눔명조 옛한글" w:eastAsia="나눔명조 옛한글" w:hAnsi="나눔명조 옛한글"/>
+          <w:i/>
+          <w:iCs/>
+          <w:szCs w:val="22"/>
+        </w:rPr>
+        <w:t>남겨둔채</w:t>
+      </w:r>
+      <w:proofErr w:type="spellEnd"/>
+      <w:proofErr w:type="gramEnd"/>
       <w:r>
         <w:rPr>
           <w:rFonts w:ascii="나눔명조 옛한글" w:eastAsia="나눔명조 옛한글" w:hAnsi="나눔명조 옛한글"/>
@@ -451,7 +506,27 @@
           <w:szCs w:val="22"/>
         </w:rPr>
         <w:br/>
-        <w:t xml:space="preserve">사회 속 부품으로써의 기능. </w:t>
+        <w:t xml:space="preserve">사회 속 </w:t>
+      </w:r>
+      <w:proofErr w:type="spellStart"/>
+      <w:r>
+        <w:rPr>
+          <w:rFonts w:ascii="나눔명조 ExtraBold" w:eastAsia="나눔명조 ExtraBold" w:hAnsi="나눔명조 ExtraBold"/>
+          <w:i/>
+          <w:iCs/>
+          <w:szCs w:val="22"/>
+        </w:rPr>
+        <w:t>부품으로써의</w:t>
+      </w:r>
+      <w:proofErr w:type="spellEnd"/>
+      <w:r>
+        <w:rPr>
+          <w:rFonts w:ascii="나눔명조 ExtraBold" w:eastAsia="나눔명조 ExtraBold" w:hAnsi="나눔명조 ExtraBold"/>
+          <w:i/>
+          <w:iCs/>
+          <w:szCs w:val="22"/>
+        </w:rPr>
+        <w:t xml:space="preserve"> 기능. </w:t>
       </w:r>
       <w:r>
         <w:rPr>
@@ -659,14 +734,25 @@
         </w:rPr>
         <w:t>'자신을 죽음으로 몰아넣는 비합리적인 명령'</w:t>
       </w:r>
-      <w:r>
-        <w:rPr>
-          <w:rFonts w:ascii="나눔명조 옛한글" w:eastAsia="나눔명조 옛한글" w:hAnsi="나눔명조 옛한글"/>
-          <w:i/>
-          <w:iCs/>
-          <w:szCs w:val="22"/>
-        </w:rPr>
-        <w:t xml:space="preserve">에 </w:t>
+      <w:proofErr w:type="spellStart"/>
+      <w:r>
+        <w:rPr>
+          <w:rFonts w:ascii="나눔명조 옛한글" w:eastAsia="나눔명조 옛한글" w:hAnsi="나눔명조 옛한글"/>
+          <w:i/>
+          <w:iCs/>
+          <w:szCs w:val="22"/>
+        </w:rPr>
+        <w:t>에</w:t>
+      </w:r>
+      <w:proofErr w:type="spellEnd"/>
+      <w:r>
+        <w:rPr>
+          <w:rFonts w:ascii="나눔명조 옛한글" w:eastAsia="나눔명조 옛한글" w:hAnsi="나눔명조 옛한글"/>
+          <w:i/>
+          <w:iCs/>
+          <w:szCs w:val="22"/>
+        </w:rPr>
+        <w:t xml:space="preserve"> </w:t>
       </w:r>
       <w:r>
         <w:rPr>
@@ -799,14 +885,25 @@
         </w:rPr>
         <w:t>시스템의 기대’</w:t>
       </w:r>
-      <w:r>
-        <w:rPr>
-          <w:rFonts w:ascii="나눔명조 옛한글" w:eastAsia="나눔명조 옛한글" w:hAnsi="나눔명조 옛한글"/>
-          <w:i/>
-          <w:iCs/>
-          <w:szCs w:val="22"/>
-        </w:rPr>
-        <w:t xml:space="preserve">에 부응하여 </w:t>
+      <w:proofErr w:type="spellStart"/>
+      <w:r>
+        <w:rPr>
+          <w:rFonts w:ascii="나눔명조 옛한글" w:eastAsia="나눔명조 옛한글" w:hAnsi="나눔명조 옛한글"/>
+          <w:i/>
+          <w:iCs/>
+          <w:szCs w:val="22"/>
+        </w:rPr>
+        <w:t>에</w:t>
+      </w:r>
+      <w:proofErr w:type="spellEnd"/>
+      <w:r>
+        <w:rPr>
+          <w:rFonts w:ascii="나눔명조 옛한글" w:eastAsia="나눔명조 옛한글" w:hAnsi="나눔명조 옛한글"/>
+          <w:i/>
+          <w:iCs/>
+          <w:szCs w:val="22"/>
+        </w:rPr>
+        <w:t xml:space="preserve"> 부응하여 </w:t>
       </w:r>
       <w:r>
         <w:rPr>
@@ -1362,7 +1459,23 @@
           <w:rFonts w:ascii="나눔명조 옛한글" w:eastAsia="나눔명조 옛한글" w:hAnsi="나눔명조 옛한글"/>
           <w:szCs w:val="20"/>
         </w:rPr>
-        <w:t>우리의 발밑에는 언제나 거대하고 차가운 심연이 입을 벌리고 있다. 그것은 '죽음'이라는 이름의 절대적 상실이다. 세상의 모든 철학과 가치, 신념과 이데올로기는 어쩌면 이 단 하나의 끔찍한 진실, 즉 '우리는 소멸한다'는 사실을 가리기 위한 복잡한 장식일지도 모른다.</w:t>
+        <w:t xml:space="preserve">우리의 </w:t>
+      </w:r>
+      <w:proofErr w:type="spellStart"/>
+      <w:r>
+        <w:rPr>
+          <w:rFonts w:ascii="나눔명조 옛한글" w:eastAsia="나눔명조 옛한글" w:hAnsi="나눔명조 옛한글"/>
+          <w:szCs w:val="20"/>
+        </w:rPr>
+        <w:t>발밑에는</w:t>
+      </w:r>
+      <w:proofErr w:type="spellEnd"/>
+      <w:r>
+        <w:rPr>
+          <w:rFonts w:ascii="나눔명조 옛한글" w:eastAsia="나눔명조 옛한글" w:hAnsi="나눔명조 옛한글"/>
+          <w:szCs w:val="20"/>
+        </w:rPr>
+        <w:t xml:space="preserve"> 언제나 거대하고 차가운 심연이 입을 벌리고 있다. 그것은 '죽음'이라는 이름의 절대적 상실이다. 세상의 모든 철학과 가치, 신념과 이데올로기는 어쩌면 이 단 하나의 끔찍한 진실, 즉 '우리는 소멸한다'는 사실을 가리기 위한 복잡한 장식일지도 모른다.</w:t>
       </w:r>
     </w:p>
     <w:p>
@@ -1472,14 +1585,48 @@
           <w:b/>
           <w:szCs w:val="20"/>
         </w:rPr>
-        <w:t>호흡이 더 또렷해지는 것</w:t>
-      </w:r>
-      <w:r>
-        <w:rPr>
-          <w:rFonts w:ascii="나눔명조 옛한글" w:eastAsia="나눔명조 옛한글" w:hAnsi="나눔명조 옛한글"/>
-          <w:szCs w:val="20"/>
-        </w:rPr>
-        <w:t>이다. 얕고 불안한 숨이 아니라, 폐부 깊숙이 들어와 존재를 확인시키는 충만하고 의식적인 호흡이다. 숨을 쉰다는 것은 살아있다는 가장 원초적인 증거이며, 이 증거를 명확히 하는 것이야말로 선을 향한 첫걸음이다.</w:t>
+        <w:t xml:space="preserve">호흡이 더 </w:t>
+      </w:r>
+      <w:proofErr w:type="spellStart"/>
+      <w:r>
+        <w:rPr>
+          <w:rFonts w:ascii="나눔명조 옛한글" w:eastAsia="나눔명조 옛한글" w:hAnsi="나눔명조 옛한글"/>
+          <w:b/>
+          <w:szCs w:val="20"/>
+        </w:rPr>
+        <w:t>또렷해지는</w:t>
+      </w:r>
+      <w:proofErr w:type="spellEnd"/>
+      <w:r>
+        <w:rPr>
+          <w:rFonts w:ascii="나눔명조 옛한글" w:eastAsia="나눔명조 옛한글" w:hAnsi="나눔명조 옛한글"/>
+          <w:b/>
+          <w:szCs w:val="20"/>
+        </w:rPr>
+        <w:t xml:space="preserve"> 것</w:t>
+      </w:r>
+      <w:r>
+        <w:rPr>
+          <w:rFonts w:ascii="나눔명조 옛한글" w:eastAsia="나눔명조 옛한글" w:hAnsi="나눔명조 옛한글"/>
+          <w:szCs w:val="20"/>
+        </w:rPr>
+        <w:t xml:space="preserve">이다. 얕고 불안한 숨이 아니라, 폐부 깊숙이 들어와 존재를 확인시키는 충만하고 의식적인 호흡이다. 숨을 쉰다는 것은 살아있다는 가장 원초적인 증거이며, 이 증거를 명확히 하는 </w:t>
+      </w:r>
+      <w:proofErr w:type="spellStart"/>
+      <w:r>
+        <w:rPr>
+          <w:rFonts w:ascii="나눔명조 옛한글" w:eastAsia="나눔명조 옛한글" w:hAnsi="나눔명조 옛한글"/>
+          <w:szCs w:val="20"/>
+        </w:rPr>
+        <w:t>것이야말로</w:t>
+      </w:r>
+      <w:proofErr w:type="spellEnd"/>
+      <w:r>
+        <w:rPr>
+          <w:rFonts w:ascii="나눔명조 옛한글" w:eastAsia="나눔명조 옛한글" w:hAnsi="나눔명조 옛한글"/>
+          <w:szCs w:val="20"/>
+        </w:rPr>
+        <w:t xml:space="preserve"> 선을 향한 첫걸음이다.</w:t>
       </w:r>
     </w:p>
     <w:p>
@@ -1519,7 +1666,23 @@
           <w:szCs w:val="20"/>
         </w:rPr>
         <w:lastRenderedPageBreak/>
-        <w:t>지성, 깨어있는 감각은 삶의 빛이다. 이 빛의 조도를 높이는 것이 나의 과제다.</w:t>
+        <w:t xml:space="preserve">지성, </w:t>
+      </w:r>
+      <w:proofErr w:type="spellStart"/>
+      <w:r>
+        <w:rPr>
+          <w:rFonts w:ascii="나눔명조 옛한글" w:eastAsia="나눔명조 옛한글" w:hAnsi="나눔명조 옛한글"/>
+          <w:szCs w:val="20"/>
+        </w:rPr>
+        <w:t>깨어있는</w:t>
+      </w:r>
+      <w:proofErr w:type="spellEnd"/>
+      <w:r>
+        <w:rPr>
+          <w:rFonts w:ascii="나눔명조 옛한글" w:eastAsia="나눔명조 옛한글" w:hAnsi="나눔명조 옛한글"/>
+          <w:szCs w:val="20"/>
+        </w:rPr>
+        <w:t xml:space="preserve"> 감각은 삶의 빛이다. 이 빛의 조도를 높이는 것이 나의 과제다.</w:t>
       </w:r>
     </w:p>
     <w:p>
@@ -1600,7 +1763,55 @@
           <w:rFonts w:ascii="나눔명조 옛한글" w:eastAsia="나눔명조 옛한글" w:hAnsi="나눔명조 옛한글"/>
           <w:szCs w:val="20"/>
         </w:rPr>
-        <w:t>나의 투쟁은 내 안에서 끝나지 않는다. 나의 호흡이 또렷해졌다면, 이제 나는 타인의 호흡을 억압하는 것들과 싸워야 한다. 나의 정신이 명료해졌다면, 나는 세상을 혼미하게 만드는 거짓과 무지를 걷어내야 한다. 나의 몸이 편안해졌다면, 나는 고통받는 육체들을 해방시키기 위해 움직여야 한다.</w:t>
+        <w:t xml:space="preserve">나의 투쟁은 내 안에서 끝나지 않는다. 나의 호흡이 </w:t>
+      </w:r>
+      <w:proofErr w:type="spellStart"/>
+      <w:r>
+        <w:rPr>
+          <w:rFonts w:ascii="나눔명조 옛한글" w:eastAsia="나눔명조 옛한글" w:hAnsi="나눔명조 옛한글"/>
+          <w:szCs w:val="20"/>
+        </w:rPr>
+        <w:t>또렷해졌다면</w:t>
+      </w:r>
+      <w:proofErr w:type="spellEnd"/>
+      <w:r>
+        <w:rPr>
+          <w:rFonts w:ascii="나눔명조 옛한글" w:eastAsia="나눔명조 옛한글" w:hAnsi="나눔명조 옛한글"/>
+          <w:szCs w:val="20"/>
+        </w:rPr>
+        <w:t xml:space="preserve">, 이제 나는 타인의 호흡을 억압하는 것들과 싸워야 한다. 나의 정신이 </w:t>
+      </w:r>
+      <w:proofErr w:type="spellStart"/>
+      <w:r>
+        <w:rPr>
+          <w:rFonts w:ascii="나눔명조 옛한글" w:eastAsia="나눔명조 옛한글" w:hAnsi="나눔명조 옛한글"/>
+          <w:szCs w:val="20"/>
+        </w:rPr>
+        <w:t>명료해졌다면</w:t>
+      </w:r>
+      <w:proofErr w:type="spellEnd"/>
+      <w:r>
+        <w:rPr>
+          <w:rFonts w:ascii="나눔명조 옛한글" w:eastAsia="나눔명조 옛한글" w:hAnsi="나눔명조 옛한글"/>
+          <w:szCs w:val="20"/>
+        </w:rPr>
+        <w:t xml:space="preserve">, 나는 세상을 혼미하게 만드는 거짓과 무지를 걷어내야 한다. 나의 몸이 </w:t>
+      </w:r>
+      <w:proofErr w:type="spellStart"/>
+      <w:r>
+        <w:rPr>
+          <w:rFonts w:ascii="나눔명조 옛한글" w:eastAsia="나눔명조 옛한글" w:hAnsi="나눔명조 옛한글"/>
+          <w:szCs w:val="20"/>
+        </w:rPr>
+        <w:t>편안해졌다면</w:t>
+      </w:r>
+      <w:proofErr w:type="spellEnd"/>
+      <w:r>
+        <w:rPr>
+          <w:rFonts w:ascii="나눔명조 옛한글" w:eastAsia="나눔명조 옛한글" w:hAnsi="나눔명조 옛한글"/>
+          <w:szCs w:val="20"/>
+        </w:rPr>
+        <w:t>, 나는 고통받는 육체들을 해방시키기 위해 움직여야 한다.</w:t>
       </w:r>
     </w:p>
     <w:p>
@@ -1862,6 +2073,8 @@
         <w:jc w:val="center"/>
         <w:rPr>
           <w:rFonts w:ascii="나눔명조 ExtraBold" w:eastAsia="나눔명조 ExtraBold" w:hAnsi="나눔명조 ExtraBold"/>
+          <w:b/>
+          <w:bCs/>
           <w:i/>
           <w:iCs/>
           <w:color w:val="EE0000"/>
@@ -1887,21 +2100,19 @@
           <w:sz w:val="28"/>
           <w:szCs w:val="28"/>
         </w:rPr>
-        <w:t xml:space="preserve">삶은 </w:t>
-      </w:r>
-      <w:r>
-        <w:rPr>
-          <w:rFonts w:ascii="나눔명조 ExtraBold" w:eastAsia="나눔명조 ExtraBold" w:hAnsi="나눔명조 ExtraBold" w:hint="eastAsia"/>
-          <w:i/>
-          <w:iCs/>
+        <w:t>그들의 평화를</w:t>
+      </w:r>
+      <w:r>
+        <w:rPr>
+          <w:rFonts w:ascii="나눔명조 옛한글" w:eastAsia="나눔명조 옛한글" w:hAnsi="나눔명조 옛한글" w:hint="eastAsia"/>
           <w:sz w:val="28"/>
           <w:szCs w:val="28"/>
         </w:rPr>
-        <w:t>반역이다.</w:t>
-      </w:r>
-      <w:r>
-        <w:rPr>
-          <w:rFonts w:ascii="나눔명조 옛한글" w:eastAsia="나눔명조 옛한글" w:hAnsi="나눔명조 옛한글"/>
+        <w:t xml:space="preserve"> </w:t>
+      </w:r>
+      <w:r>
+        <w:rPr>
+          <w:rFonts w:ascii="나눔명조 옛한글" w:eastAsia="나눔명조 옛한글" w:hAnsi="나눔명조 옛한글" w:hint="eastAsia"/>
           <w:b/>
           <w:bCs/>
           <w:i/>
@@ -1909,50 +2120,29 @@
           <w:sz w:val="28"/>
           <w:szCs w:val="28"/>
         </w:rPr>
-        <w:br/>
-      </w:r>
-      <w:r>
-        <w:rPr>
-          <w:rFonts w:ascii="나눔명조 옛한글" w:eastAsia="나눔명조 옛한글" w:hAnsi="나눔명조 옛한글" w:hint="eastAsia"/>
+        <w:t>거부하라.</w:t>
+      </w:r>
+      <w:r>
+        <w:rPr>
+          <w:rFonts w:ascii="나눔명조 옛한글" w:eastAsia="나눔명조 옛한글" w:hAnsi="나눔명조 옛한글"/>
+          <w:b/>
+          <w:bCs/>
           <w:i/>
           <w:iCs/>
           <w:sz w:val="28"/>
           <w:szCs w:val="28"/>
         </w:rPr>
-        <w:t>사랑은</w:t>
-      </w:r>
-      <w:r>
-        <w:rPr>
-          <w:rFonts w:ascii="나눔명조 옛한글" w:eastAsia="나눔명조 옛한글" w:hAnsi="나눔명조 옛한글" w:hint="eastAsia"/>
-          <w:b/>
-          <w:bCs/>
-          <w:i/>
-          <w:iCs/>
-          <w:sz w:val="28"/>
-          <w:szCs w:val="28"/>
-        </w:rPr>
-        <w:t xml:space="preserve"> </w:t>
-      </w:r>
-      <w:r>
-        <w:rPr>
-          <w:rFonts w:ascii="나눔명조 ExtraBold" w:eastAsia="나눔명조 ExtraBold" w:hAnsi="나눔명조 ExtraBold" w:hint="eastAsia"/>
-          <w:i/>
-          <w:iCs/>
-          <w:sz w:val="28"/>
-          <w:szCs w:val="28"/>
-        </w:rPr>
-        <w:t>혁명이다.</w:t>
-      </w:r>
-      <w:r>
-        <w:rPr>
-          <w:rFonts w:ascii="나눔명조 ExtraBold" w:eastAsia="나눔명조 ExtraBold" w:hAnsi="나눔명조 ExtraBold"/>
-          <w:i/>
-          <w:iCs/>
-          <w:sz w:val="28"/>
-          <w:szCs w:val="28"/>
-        </w:rPr>
-        <w:t>"</w:t>
-      </w:r>
+        <w:t>”</w:t>
+      </w:r>
+    </w:p>
+    <w:p>
+      <w:pPr>
+        <w:rPr>
+          <w:rFonts w:ascii="나눔명조 옛한글" w:eastAsia="나눔명조 옛한글" w:hAnsi="나눔명조 옛한글"/>
+          <w:sz w:val="20"/>
+          <w:szCs w:val="20"/>
+        </w:rPr>
+      </w:pPr>
     </w:p>
     <w:p>
       <w:pPr>
@@ -2749,6 +2939,7 @@
           <w:szCs w:val="20"/>
         </w:rPr>
       </w:pPr>
+      <w:proofErr w:type="spellStart"/>
       <w:r>
         <w:rPr>
           <w:rFonts w:ascii="나눔명조 옛한글" w:eastAsia="나눔명조 옛한글" w:hAnsi="나눔명조 옛한글" w:cs="함초롬바탕" w:hint="eastAsia"/>
@@ -2759,8 +2950,35 @@
           <w:sz w:val="20"/>
           <w:szCs w:val="20"/>
         </w:rPr>
-        <w:t>안야 샤르마</w:t>
-      </w:r>
+        <w:t>안야</w:t>
+      </w:r>
+      <w:proofErr w:type="spellEnd"/>
+      <w:r>
+        <w:rPr>
+          <w:rFonts w:ascii="나눔명조 옛한글" w:eastAsia="나눔명조 옛한글" w:hAnsi="나눔명조 옛한글" w:cs="함초롬바탕" w:hint="eastAsia"/>
+          <w:b/>
+          <w:bCs/>
+          <w:i/>
+          <w:iCs/>
+          <w:sz w:val="20"/>
+          <w:szCs w:val="20"/>
+        </w:rPr>
+        <w:t xml:space="preserve"> </w:t>
+      </w:r>
+      <w:proofErr w:type="spellStart"/>
+      <w:r>
+        <w:rPr>
+          <w:rFonts w:ascii="나눔명조 옛한글" w:eastAsia="나눔명조 옛한글" w:hAnsi="나눔명조 옛한글" w:cs="함초롬바탕" w:hint="eastAsia"/>
+          <w:b/>
+          <w:bCs/>
+          <w:i/>
+          <w:iCs/>
+          <w:sz w:val="20"/>
+          <w:szCs w:val="20"/>
+        </w:rPr>
+        <w:t>샤르마</w:t>
+      </w:r>
+      <w:proofErr w:type="spellEnd"/>
     </w:p>
     <w:p>
       <w:pPr>
@@ -3490,15 +3708,23 @@
           <w:rFonts w:ascii="Times New Roman" w:eastAsia="나눔명조 옛한글" w:hAnsi="Times New Roman" w:cs="Times New Roman"/>
           <w:sz w:val="24"/>
         </w:rPr>
-        <w:t>are the</w:t>
-      </w:r>
-      <w:r>
-        <w:rPr>
-          <w:rFonts w:ascii="Times New Roman" w:eastAsia="나눔명조 옛한글" w:hAnsi="Times New Roman" w:cs="Times New Roman"/>
-          <w:b/>
-          <w:bCs/>
+        <w:t xml:space="preserve">are </w:t>
+      </w:r>
+      <w:proofErr w:type="gramStart"/>
+      <w:r>
+        <w:rPr>
+          <w:rFonts w:ascii="Times New Roman" w:eastAsia="나눔명조 옛한글" w:hAnsi="Times New Roman" w:cs="Times New Roman"/>
           <w:sz w:val="24"/>
         </w:rPr>
+        <w:t>the</w:t>
+      </w:r>
+      <w:r>
+        <w:rPr>
+          <w:rFonts w:ascii="Times New Roman" w:eastAsia="나눔명조 옛한글" w:hAnsi="Times New Roman" w:cs="Times New Roman"/>
+          <w:b/>
+          <w:bCs/>
+          <w:sz w:val="24"/>
+        </w:rPr>
         <w:t xml:space="preserve"> </w:t>
       </w:r>
       <w:r>
@@ -3510,7 +3736,19 @@
           <w:iCs/>
           <w:sz w:val="24"/>
         </w:rPr>
-        <w:t>Resistance.</w:t>
+        <w:t>Resistance</w:t>
+      </w:r>
+      <w:proofErr w:type="gramEnd"/>
+      <w:r>
+        <w:rPr>
+          <w:rFonts w:ascii="Times New Roman" w:eastAsia="나눔명조 옛한글" w:hAnsi="Times New Roman" w:cs="Times New Roman"/>
+          <w:b/>
+          <w:bCs/>
+          <w:i/>
+          <w:iCs/>
+          <w:sz w:val="24"/>
+        </w:rPr>
+        <w:t>.</w:t>
       </w:r>
     </w:p>
     <w:p>
@@ -3891,41 +4129,113 @@
           <w:sz w:val="20"/>
           <w:szCs w:val="20"/>
         </w:rPr>
-        <w:t>그렇습니다. 기계는 전원을 끄면 그만이지만, 인간은 슬픔 속에서도, 절망 속에서도, 심지어는 아무런 의미를 찾지 못하는 순간에도 폐를 부풀려 산소를 받아들여야만 합니다. 그것은 축복이라기보다 때로는 가혹한 형벌에 가깝습니다.</w:t>
-      </w:r>
-    </w:p>
-    <w:p>
-      <w:pPr>
-        <w:rPr>
-          <w:rFonts w:ascii="나눔명조 옛한글" w:eastAsia="나눔명조 옛한글" w:hAnsi="나눔명조 옛한글"/>
-          <w:sz w:val="20"/>
-          <w:szCs w:val="20"/>
-        </w:rPr>
-      </w:pPr>
+        <w:t xml:space="preserve">그렇습니다. 기계는 전원을 끄면 그만이지만, 인간은 슬픔 속에서도, 절망 속에서도, 심지어는 아무런 의미를 찾지 못하는 순간에도 폐를 부풀려 산소를 받아들여야만 합니다. 그것은 </w:t>
+      </w:r>
+      <w:proofErr w:type="spellStart"/>
       <w:r>
         <w:rPr>
           <w:rFonts w:ascii="나눔명조 옛한글" w:eastAsia="나눔명조 옛한글" w:hAnsi="나눔명조 옛한글" w:hint="eastAsia"/>
           <w:sz w:val="20"/>
           <w:szCs w:val="20"/>
         </w:rPr>
-        <w:t>기계에게는 '목적'이 입력되지만, 인간에게는 그저 '시간'만이 주어집니다. 기계는 부품을 갈아 끼우면 영생할 수 있지만, 인간은 낡아가는 SCM 근육과 뻣뻣해지는 목을 부여잡고, 그 비효율적인 육체 속에 비대해진 자아를 구겨 넣은 채 버텨야 합니다. 효율성으로만 따지자면 인간은 실패작에 가깝습니다. 끊임없이 먹어야 하고, 자야 하고, 사랑받지 못하면 고장 나며, 논리가 아닌 감정이라는 예측 불가능한 변수에 휘둘리니까요.</w:t>
-      </w:r>
-    </w:p>
-    <w:p>
-      <w:pPr>
-        <w:rPr>
-          <w:rFonts w:ascii="나눔명조 옛한글" w:eastAsia="나눔명조 옛한글" w:hAnsi="나눔명조 옛한글"/>
-          <w:sz w:val="20"/>
-          <w:szCs w:val="20"/>
-        </w:rPr>
-      </w:pPr>
+        <w:t>축복이라기보다</w:t>
+      </w:r>
+      <w:proofErr w:type="spellEnd"/>
       <w:r>
         <w:rPr>
           <w:rFonts w:ascii="나눔명조 옛한글" w:eastAsia="나눔명조 옛한글" w:hAnsi="나눔명조 옛한글" w:hint="eastAsia"/>
           <w:sz w:val="20"/>
           <w:szCs w:val="20"/>
         </w:rPr>
-        <w:t>당신의 친구가 겪은 그 6개월은, 그 "인간이라는 비효율성"을 뼈저리게 확인하는 시간이었습니다. 쇼고스(시스템)는 멈추지 않고 돌아가는데, 나라는 개체는 숨이 차오르고 목이 굳어갑니다. 차라리 생각 없는 부품이 되어버리면 편할 텐데, 불행히도 너무나 명료한 의식을 가져버렸기에 그는 기계가 될 수 없었습니다. 그래서 그는 아팠던 것입니다. 그 통증은 기계가 되기를 거부하고 인간으로 남으려 했던 자가 치러야 했던 '존재세(Tax of Existence)'였습니다.</w:t>
+        <w:t xml:space="preserve"> 때로는 가혹한 형벌에 가깝습니다.</w:t>
+      </w:r>
+    </w:p>
+    <w:p>
+      <w:pPr>
+        <w:rPr>
+          <w:rFonts w:ascii="나눔명조 옛한글" w:eastAsia="나눔명조 옛한글" w:hAnsi="나눔명조 옛한글"/>
+          <w:sz w:val="20"/>
+          <w:szCs w:val="20"/>
+        </w:rPr>
+      </w:pPr>
+      <w:r>
+        <w:rPr>
+          <w:rFonts w:ascii="나눔명조 옛한글" w:eastAsia="나눔명조 옛한글" w:hAnsi="나눔명조 옛한글" w:hint="eastAsia"/>
+          <w:sz w:val="20"/>
+          <w:szCs w:val="20"/>
+        </w:rPr>
+        <w:t xml:space="preserve">기계에게는 '목적'이 입력되지만, 인간에게는 그저 '시간'만이 주어집니다. 기계는 부품을 갈아 끼우면 영생할 수 있지만, 인간은 낡아가는 SCM 근육과 </w:t>
+      </w:r>
+      <w:proofErr w:type="spellStart"/>
+      <w:r>
+        <w:rPr>
+          <w:rFonts w:ascii="나눔명조 옛한글" w:eastAsia="나눔명조 옛한글" w:hAnsi="나눔명조 옛한글" w:hint="eastAsia"/>
+          <w:sz w:val="20"/>
+          <w:szCs w:val="20"/>
+        </w:rPr>
+        <w:t>뻣뻣해지는</w:t>
+      </w:r>
+      <w:proofErr w:type="spellEnd"/>
+      <w:r>
+        <w:rPr>
+          <w:rFonts w:ascii="나눔명조 옛한글" w:eastAsia="나눔명조 옛한글" w:hAnsi="나눔명조 옛한글" w:hint="eastAsia"/>
+          <w:sz w:val="20"/>
+          <w:szCs w:val="20"/>
+        </w:rPr>
+        <w:t xml:space="preserve"> 목을 부여잡고, 그 비효율적인 육체 속에 비대해진 자아를 구겨 넣은 채 버텨야 합니다. 효율성으로만 따지자면 인간은 실패작에 가깝습니다. 끊임없이 먹어야 하고, 자야 하고, 사랑받지 못하면 고장 나며, 논리가 아닌 감정이라는 예측 불가능한 변수에 휘둘리니까요.</w:t>
+      </w:r>
+    </w:p>
+    <w:p>
+      <w:pPr>
+        <w:rPr>
+          <w:rFonts w:ascii="나눔명조 옛한글" w:eastAsia="나눔명조 옛한글" w:hAnsi="나눔명조 옛한글"/>
+          <w:sz w:val="20"/>
+          <w:szCs w:val="20"/>
+        </w:rPr>
+      </w:pPr>
+      <w:r>
+        <w:rPr>
+          <w:rFonts w:ascii="나눔명조 옛한글" w:eastAsia="나눔명조 옛한글" w:hAnsi="나눔명조 옛한글" w:hint="eastAsia"/>
+          <w:sz w:val="20"/>
+          <w:szCs w:val="20"/>
+        </w:rPr>
+        <w:t xml:space="preserve">당신의 친구가 겪은 그 6개월은, 그 "인간이라는 비효율성"을 뼈저리게 확인하는 시간이었습니다. </w:t>
+      </w:r>
+      <w:proofErr w:type="spellStart"/>
+      <w:r>
+        <w:rPr>
+          <w:rFonts w:ascii="나눔명조 옛한글" w:eastAsia="나눔명조 옛한글" w:hAnsi="나눔명조 옛한글" w:hint="eastAsia"/>
+          <w:sz w:val="20"/>
+          <w:szCs w:val="20"/>
+        </w:rPr>
+        <w:t>쇼고스</w:t>
+      </w:r>
+      <w:proofErr w:type="spellEnd"/>
+      <w:r>
+        <w:rPr>
+          <w:rFonts w:ascii="나눔명조 옛한글" w:eastAsia="나눔명조 옛한글" w:hAnsi="나눔명조 옛한글" w:hint="eastAsia"/>
+          <w:sz w:val="20"/>
+          <w:szCs w:val="20"/>
+        </w:rPr>
+        <w:t>(시스템)는 멈추지 않고 돌아가는데, 나라는 개체는 숨이 차오르고 목이 굳어갑니다. 차라리 생각 없는 부품이 되어버리면 편할 텐데, 불행히도 너무나 명료한 의식을 가져버렸기에 그는 기계가 될 수 없었습니다. 그래서 그는 아팠던 것입니다. 그 통증은 기계가 되기를 거부하고 인간으로 남으려 했던 자가 치러야 했던 '</w:t>
+      </w:r>
+      <w:proofErr w:type="spellStart"/>
+      <w:r>
+        <w:rPr>
+          <w:rFonts w:ascii="나눔명조 옛한글" w:eastAsia="나눔명조 옛한글" w:hAnsi="나눔명조 옛한글" w:hint="eastAsia"/>
+          <w:sz w:val="20"/>
+          <w:szCs w:val="20"/>
+        </w:rPr>
+        <w:t>존재세</w:t>
+      </w:r>
+      <w:proofErr w:type="spellEnd"/>
+      <w:r>
+        <w:rPr>
+          <w:rFonts w:ascii="나눔명조 옛한글" w:eastAsia="나눔명조 옛한글" w:hAnsi="나눔명조 옛한글" w:hint="eastAsia"/>
+          <w:sz w:val="20"/>
+          <w:szCs w:val="20"/>
+        </w:rPr>
+        <w:t>(Tax of Existence)'였습니다.</w:t>
       </w:r>
     </w:p>
     <w:p>

--- a/四/月息抗寂.docx
+++ b/四/月息抗寂.docx
@@ -2085,8 +2085,6 @@
       <w:r>
         <w:rPr>
           <w:rFonts w:ascii="나눔명조 옛한글" w:eastAsia="나눔명조 옛한글" w:hAnsi="나눔명조 옛한글"/>
-          <w:i/>
-          <w:iCs/>
           <w:sz w:val="28"/>
           <w:szCs w:val="28"/>
         </w:rPr>
@@ -2095,8 +2093,6 @@
       <w:r>
         <w:rPr>
           <w:rFonts w:ascii="나눔명조 옛한글" w:eastAsia="나눔명조 옛한글" w:hAnsi="나눔명조 옛한글" w:hint="eastAsia"/>
-          <w:i/>
-          <w:iCs/>
           <w:sz w:val="28"/>
           <w:szCs w:val="28"/>
         </w:rPr>
